--- a/00-首页/题组Word/习题书/第二篇-结构化学/6-超分子与材料化学-教师版.docx
+++ b/00-首页/题组Word/习题书/第二篇-结构化学/6-超分子与材料化学-教师版.docx
@@ -3,6 +3,239 @@
 <w:document xmlns:w="http://schemas.openxmlformats.org/wordprocessingml/2006/main" xmlns:m="http://schemas.openxmlformats.org/officeDocument/2006/math" xmlns:r="http://schemas.openxmlformats.org/officeDocument/2006/relationships" xmlns:o="urn:schemas-microsoft-com:office:office" xmlns:v="urn:schemas-microsoft-com:vml" xmlns:w10="urn:schemas-microsoft-com:office:word" xmlns:a="http://schemas.openxmlformats.org/drawingml/2006/main" xmlns:pic="http://schemas.openxmlformats.org/drawingml/2006/picture" xmlns:wp="http://schemas.openxmlformats.org/drawingml/2006/wordprocessingDrawing">
   <w:body>
     <w:bookmarkStart w:id="91" w:name="第-6-章-超分子与材料化学"/>
+    <w:p>
+      <w:pPr>
+        <w:spacing w:after="1800" w:before="1200" w:line="276" w:lineRule="auto"/>
+        <w:jc w:val="center"/>
+      </w:pPr>
+    </w:p>
+    <w:p>
+      <w:pPr>
+        <w:spacing w:after="320" w:before="0" w:line="276" w:lineRule="auto"/>
+        <w:jc w:val="center"/>
+      </w:pPr>
+      <w:r>
+        <w:rPr>
+          <w:rFonts w:ascii="Times New Roman" w:hAnsi="Times New Roman" w:eastAsia="SimHei" w:cs="Times New Roman"/>
+          <w:b/>
+          <w:color w:val="17324D"/>
+          <w:sz w:val="64"/>
+        </w:rPr>
+        <w:t>化学竞赛习题册</w:t>
+      </w:r>
+    </w:p>
+    <w:p>
+      <w:pPr>
+        <w:spacing w:after="120" w:before="0" w:line="276" w:lineRule="auto"/>
+        <w:jc w:val="center"/>
+      </w:pPr>
+      <w:r>
+        <w:rPr>
+          <w:rFonts w:ascii="Times New Roman" w:hAnsi="Times New Roman" w:eastAsia="SimHei" w:cs="Times New Roman"/>
+          <w:b w:val="0"/>
+          <w:color w:val="5B6975"/>
+          <w:sz w:val="32"/>
+        </w:rPr>
+        <w:t>第二篇</w:t>
+      </w:r>
+      <w:r>
+        <w:rPr>
+          <w:rFonts w:ascii="Times New Roman" w:hAnsi="Times New Roman" w:eastAsia="Times New Roman" w:cs="Times New Roman"/>
+          <w:b w:val="0"/>
+          <w:color w:val="5B6975"/>
+          <w:sz w:val="32"/>
+        </w:rPr>
+        <w:t xml:space="preserve"> </w:t>
+      </w:r>
+      <w:r>
+        <w:rPr>
+          <w:rFonts w:ascii="Times New Roman" w:hAnsi="Times New Roman" w:eastAsia="SimHei" w:cs="Times New Roman"/>
+          <w:b w:val="0"/>
+          <w:color w:val="5B6975"/>
+          <w:sz w:val="32"/>
+        </w:rPr>
+        <w:t>结构化学</w:t>
+      </w:r>
+    </w:p>
+    <w:p>
+      <w:pPr>
+        <w:spacing w:after="600" w:before="0" w:line="276" w:lineRule="auto"/>
+        <w:jc w:val="center"/>
+      </w:pPr>
+      <w:r>
+        <w:rPr>
+          <w:rFonts w:ascii="Times New Roman" w:hAnsi="Times New Roman" w:eastAsia="SimHei" w:cs="Times New Roman"/>
+          <w:b/>
+          <w:color w:val="17324D"/>
+          <w:sz w:val="44"/>
+        </w:rPr>
+        <w:t>第</w:t>
+      </w:r>
+      <w:r>
+        <w:rPr>
+          <w:rFonts w:ascii="Times New Roman" w:hAnsi="Times New Roman" w:eastAsia="Times New Roman" w:cs="Times New Roman"/>
+          <w:b/>
+          <w:color w:val="17324D"/>
+          <w:sz w:val="44"/>
+        </w:rPr>
+        <w:t xml:space="preserve"> 6 </w:t>
+      </w:r>
+      <w:r>
+        <w:rPr>
+          <w:rFonts w:ascii="Times New Roman" w:hAnsi="Times New Roman" w:eastAsia="SimHei" w:cs="Times New Roman"/>
+          <w:b/>
+          <w:color w:val="17324D"/>
+          <w:sz w:val="44"/>
+        </w:rPr>
+        <w:t>章</w:t>
+      </w:r>
+      <w:r>
+        <w:rPr>
+          <w:rFonts w:ascii="Times New Roman" w:hAnsi="Times New Roman" w:eastAsia="Times New Roman" w:cs="Times New Roman"/>
+          <w:b/>
+          <w:color w:val="17324D"/>
+          <w:sz w:val="44"/>
+        </w:rPr>
+        <w:t xml:space="preserve"> </w:t>
+      </w:r>
+      <w:r>
+        <w:rPr>
+          <w:rFonts w:ascii="Times New Roman" w:hAnsi="Times New Roman" w:eastAsia="SimHei" w:cs="Times New Roman"/>
+          <w:b/>
+          <w:color w:val="17324D"/>
+          <w:sz w:val="44"/>
+        </w:rPr>
+        <w:t>超分子与材料化学</w:t>
+      </w:r>
+    </w:p>
+    <w:p>
+      <w:pPr>
+        <w:spacing w:after="600" w:before="120" w:line="276" w:lineRule="auto"/>
+        <w:jc w:val="center"/>
+        <w:pBdr>
+          <w:bottom w:val="single" w:sz="8" w:space="4" w:color="4A6577"/>
+        </w:pBdr>
+      </w:pPr>
+    </w:p>
+    <w:p>
+      <w:pPr>
+        <w:spacing w:after="160" w:before="0" w:line="276" w:lineRule="auto"/>
+        <w:jc w:val="center"/>
+      </w:pPr>
+      <w:r>
+        <w:rPr>
+          <w:rFonts w:ascii="Times New Roman" w:hAnsi="Times New Roman" w:eastAsia="FangSong" w:cs="Times New Roman"/>
+          <w:b w:val="0"/>
+          <w:color w:val="5B6975"/>
+          <w:sz w:val="24"/>
+        </w:rPr>
+        <w:t>题量</w:t>
+      </w:r>
+      <w:r>
+        <w:rPr>
+          <w:rFonts w:ascii="Times New Roman" w:hAnsi="Times New Roman" w:eastAsia="Times New Roman" w:cs="Times New Roman"/>
+          <w:b w:val="0"/>
+          <w:color w:val="5B6975"/>
+          <w:sz w:val="24"/>
+        </w:rPr>
+        <w:t>：30</w:t>
+      </w:r>
+    </w:p>
+    <w:p>
+      <w:pPr>
+        <w:spacing w:after="160" w:before="0" w:line="276" w:lineRule="auto"/>
+        <w:jc w:val="center"/>
+      </w:pPr>
+      <w:r>
+        <w:rPr>
+          <w:rFonts w:ascii="Times New Roman" w:hAnsi="Times New Roman" w:eastAsia="FangSong" w:cs="Times New Roman"/>
+          <w:b w:val="0"/>
+          <w:color w:val="5B6975"/>
+          <w:sz w:val="24"/>
+        </w:rPr>
+        <w:t>版本</w:t>
+      </w:r>
+      <w:r>
+        <w:rPr>
+          <w:rFonts w:ascii="Times New Roman" w:hAnsi="Times New Roman" w:eastAsia="Times New Roman" w:cs="Times New Roman"/>
+          <w:b w:val="0"/>
+          <w:color w:val="5B6975"/>
+          <w:sz w:val="24"/>
+        </w:rPr>
+        <w:t>：</w:t>
+      </w:r>
+      <w:r>
+        <w:rPr>
+          <w:rFonts w:ascii="Times New Roman" w:hAnsi="Times New Roman" w:eastAsia="FangSong" w:cs="Times New Roman"/>
+          <w:b w:val="0"/>
+          <w:color w:val="5B6975"/>
+          <w:sz w:val="24"/>
+        </w:rPr>
+        <w:t>教师版</w:t>
+      </w:r>
+      <w:r>
+        <w:rPr>
+          <w:rFonts w:ascii="Times New Roman" w:hAnsi="Times New Roman" w:eastAsia="Times New Roman" w:cs="Times New Roman"/>
+          <w:b w:val="0"/>
+          <w:color w:val="5B6975"/>
+          <w:sz w:val="24"/>
+        </w:rPr>
+        <w:t>（</w:t>
+      </w:r>
+      <w:r>
+        <w:rPr>
+          <w:rFonts w:ascii="Times New Roman" w:hAnsi="Times New Roman" w:eastAsia="FangSong" w:cs="Times New Roman"/>
+          <w:b w:val="0"/>
+          <w:color w:val="5B6975"/>
+          <w:sz w:val="24"/>
+        </w:rPr>
+        <w:t>含答案</w:t>
+      </w:r>
+      <w:r>
+        <w:rPr>
+          <w:rFonts w:ascii="Times New Roman" w:hAnsi="Times New Roman" w:eastAsia="Times New Roman" w:cs="Times New Roman"/>
+          <w:b w:val="0"/>
+          <w:color w:val="5B6975"/>
+          <w:sz w:val="24"/>
+        </w:rPr>
+        <w:t>）</w:t>
+      </w:r>
+    </w:p>
+    <w:p>
+      <w:pPr>
+        <w:spacing w:after="160" w:before="0" w:line="276" w:lineRule="auto"/>
+        <w:jc w:val="center"/>
+      </w:pPr>
+      <w:r>
+        <w:rPr>
+          <w:rFonts w:ascii="Times New Roman" w:hAnsi="Times New Roman" w:eastAsia="FangSong" w:cs="Times New Roman"/>
+          <w:b w:val="0"/>
+          <w:color w:val="5B6975"/>
+          <w:sz w:val="24"/>
+        </w:rPr>
+        <w:t>日期</w:t>
+      </w:r>
+      <w:r>
+        <w:rPr>
+          <w:rFonts w:ascii="Times New Roman" w:hAnsi="Times New Roman" w:eastAsia="Times New Roman" w:cs="Times New Roman"/>
+          <w:b w:val="0"/>
+          <w:color w:val="5B6975"/>
+          <w:sz w:val="24"/>
+        </w:rPr>
+        <w:t>：2026-09-09</w:t>
+      </w:r>
+    </w:p>
+    <w:p>
+      <w:pPr>
+        <w:jc w:val="center"/>
+      </w:pPr>
+      <w:r>
+        <w:rPr>
+          <w:rFonts w:ascii="Times New Roman" w:hAnsi="Times New Roman" w:eastAsia="Times New Roman" w:cs="Times New Roman"/>
+        </w:rPr>
+        <w:br w:type="page"/>
+      </w:r>
+    </w:p>
     <w:p>
       <w:pPr>
         <w:pStyle w:val="Heading1"/>

--- a/00-首页/题组Word/习题书/第二篇-结构化学/6-超分子与材料化学-教师版.docx
+++ b/00-首页/题组Word/习题书/第二篇-结构化学/6-超分子与材料化学-教师版.docx
@@ -222,7 +222,7 @@
           <w:color w:val="5B6975"/>
           <w:sz w:val="24"/>
         </w:rPr>
-        <w:t>：2026-09-09</w:t>
+        <w:t>：2026-09-10</w:t>
       </w:r>
     </w:p>
     <w:p>
@@ -13038,233 +13038,6 @@
     <w:p>
       <w:pPr>
         <w:pStyle w:val="BodyText"/>
-      </w:pPr>
-      <m:oMathPara>
-        <m:oMathParaPr>
-          <m:jc m:val="center"/>
-          <m:ctrlPr>
-            <w:rPr>
-              <w:sz w:val="28"/>
-              <w:szCs w:val="28"/>
-            </w:rPr>
-          </m:ctrlPr>
-        </m:oMathParaPr>
-        <m:oMath>
-          <m:r>
-            <m:rPr>
-              <m:sty m:val="p"/>
-            </m:rPr>
-            <m:t>L</m:t>
-          </m:r>
-          <m:sSub>
-            <m:e>
-              <m:r>
-                <m:rPr>
-                  <m:sty m:val="p"/>
-                </m:rPr>
-                <m:t>i</m:t>
-              </m:r>
-            </m:e>
-            <m:sub>
-              <m:r>
-                <m:rPr>
-                  <m:sty m:val="p"/>
-                </m:rPr>
-                <m:t>1</m:t>
-              </m:r>
-              <m:r>
-                <m:rPr>
-                  <m:sty m:val="p"/>
-                </m:rPr>
-                <m:t>−</m:t>
-              </m:r>
-              <m:r>
-                <m:rPr>
-                  <m:sty m:val="p"/>
-                </m:rPr>
-                <m:t>x</m:t>
-              </m:r>
-            </m:sub>
-          </m:sSub>
-          <m:r>
-            <m:rPr>
-              <m:sty m:val="p"/>
-            </m:rPr>
-            <m:t>C</m:t>
-          </m:r>
-          <m:r>
-            <m:rPr>
-              <m:sty m:val="p"/>
-            </m:rPr>
-            <m:t>o</m:t>
-          </m:r>
-          <m:sSub>
-            <m:e>
-              <m:r>
-                <m:rPr>
-                  <m:sty m:val="p"/>
-                </m:rPr>
-                <m:t>O</m:t>
-              </m:r>
-            </m:e>
-            <m:sub>
-              <m:r>
-                <m:rPr>
-                  <m:sty m:val="p"/>
-                </m:rPr>
-                <m:t>2</m:t>
-              </m:r>
-            </m:sub>
-          </m:sSub>
-          <m:r>
-            <m:rPr>
-              <m:sty m:val="p"/>
-            </m:rPr>
-            <m:t>+</m:t>
-          </m:r>
-          <m:r>
-            <m:t>x</m:t>
-          </m:r>
-          <m:r>
-            <m:rPr>
-              <m:sty m:val="p"/>
-            </m:rPr>
-            <m:t>L</m:t>
-          </m:r>
-          <m:sSup>
-            <m:e>
-              <m:r>
-                <m:rPr>
-                  <m:sty m:val="p"/>
-                </m:rPr>
-                <m:t>i</m:t>
-              </m:r>
-            </m:e>
-            <m:sup>
-              <m:r>
-                <m:rPr>
-                  <m:sty m:val="p"/>
-                </m:rPr>
-                <m:t>+</m:t>
-              </m:r>
-            </m:sup>
-          </m:sSup>
-          <m:r>
-            <m:rPr>
-              <m:sty m:val="p"/>
-            </m:rPr>
-            <m:t>+</m:t>
-          </m:r>
-          <m:r>
-            <m:t>x</m:t>
-          </m:r>
-          <m:sSup>
-            <m:e>
-              <m:r>
-                <m:rPr>
-                  <m:sty m:val="p"/>
-                </m:rPr>
-                <m:t>e</m:t>
-              </m:r>
-            </m:e>
-            <m:sup>
-              <m:r>
-                <m:rPr>
-                  <m:sty m:val="p"/>
-                </m:rPr>
-                <m:t>−</m:t>
-              </m:r>
-            </m:sup>
-          </m:sSup>
-          <m:limUpp>
-            <m:e>
-              <m:r>
-                <m:rPr>
-                  <m:sty m:val="p"/>
-                </m:rPr>
-                <m:t>→</m:t>
-              </m:r>
-            </m:e>
-            <m:lim>
-              <m:r>
-                <m:rPr>
-                  <m:nor/>
-                  <m:sty m:val="p"/>
-                </m:rPr>
-                <m:t>放电</m:t>
-              </m:r>
-            </m:lim>
-          </m:limUpp>
-          <m:r>
-            <m:rPr>
-              <m:sty m:val="p"/>
-            </m:rPr>
-            <m:t>L</m:t>
-          </m:r>
-          <m:r>
-            <m:rPr>
-              <m:sty m:val="p"/>
-            </m:rPr>
-            <m:t>i</m:t>
-          </m:r>
-          <m:r>
-            <m:rPr>
-              <m:sty m:val="p"/>
-            </m:rPr>
-            <m:t>C</m:t>
-          </m:r>
-          <m:r>
-            <m:rPr>
-              <m:sty m:val="p"/>
-            </m:rPr>
-            <m:t>o</m:t>
-          </m:r>
-          <m:sSub>
-            <m:e>
-              <m:r>
-                <m:rPr>
-                  <m:sty m:val="p"/>
-                </m:rPr>
-                <m:t>O</m:t>
-              </m:r>
-            </m:e>
-            <m:sub>
-              <m:r>
-                <m:rPr>
-                  <m:sty m:val="p"/>
-                </m:rPr>
-                <m:t>2</m:t>
-              </m:r>
-            </m:sub>
-          </m:sSub>
-          <m:r>
-            <m:t> </m:t>
-          </m:r>
-          <m:r>
-            <m:rPr>
-              <m:sty m:val="p"/>
-            </m:rPr>
-            <m:t>(</m:t>
-          </m:r>
-          <m:r>
-            <m:rPr>
-              <m:nor/>
-              <m:sty m:val="p"/>
-            </m:rPr>
-            <m:t>理想</m:t>
-          </m:r>
-          <m:r>
-            <m:rPr>
-              <m:sty m:val="p"/>
-            </m:rPr>
-            <m:t>)</m:t>
-          </m:r>
-        </m:oMath>
-      </m:oMathPara>
-    </w:p>
-    <w:p>
-      <w:pPr>
-        <w:pStyle w:val="FirstParagraph"/>
       </w:pPr>
       <w:r>
         <w:rPr>
@@ -37217,171 +36990,6 @@
       <w:pPr>
         <w:pStyle w:val="BodyText"/>
       </w:pPr>
-      <m:oMathPara>
-        <m:oMathParaPr>
-          <m:jc m:val="center"/>
-          <m:ctrlPr>
-            <w:rPr>
-              <w:sz w:val="28"/>
-              <w:szCs w:val="28"/>
-            </w:rPr>
-          </m:ctrlPr>
-        </m:oMathParaPr>
-        <m:oMath>
-          <m:r>
-            <m:t>0.170</m:t>
-          </m:r>
-          <m:r>
-            <m:rPr>
-              <m:sty m:val="p"/>
-            </m:rPr>
-            <m:t>=</m:t>
-          </m:r>
-          <m:r>
-            <m:t>0.02569</m:t>
-          </m:r>
-          <m:r>
-            <m:rPr>
-              <m:sty m:val="p"/>
-            </m:rPr>
-            <m:t>ln</m:t>
-          </m:r>
-          <m:r>
-            <m:rPr>
-              <m:sty m:val="p"/>
-            </m:rPr>
-            <m:t>(</m:t>
-          </m:r>
-          <m:r>
-            <m:t>0.01</m:t>
-          </m:r>
-          <m:r>
-            <m:rPr>
-              <m:sty m:val="p"/>
-            </m:rPr>
-            <m:t>/</m:t>
-          </m:r>
-          <m:sSub>
-            <m:e>
-              <m:r>
-                <m:t>c</m:t>
-              </m:r>
-            </m:e>
-            <m:sub>
-              <m:r>
-                <m:t>1</m:t>
-              </m:r>
-            </m:sub>
-          </m:sSub>
-          <m:r>
-            <m:rPr>
-              <m:sty m:val="p"/>
-            </m:rPr>
-            <m:t>)</m:t>
-          </m:r>
-          <m:r>
-            <m:rPr>
-              <m:sty m:val="p"/>
-            </m:rPr>
-            <m:t>⇒</m:t>
-          </m:r>
-          <m:sSub>
-            <m:e>
-              <m:r>
-                <m:t>c</m:t>
-              </m:r>
-            </m:e>
-            <m:sub>
-              <m:r>
-                <m:t>1</m:t>
-              </m:r>
-            </m:sub>
-          </m:sSub>
-          <m:r>
-            <m:rPr>
-              <m:sty m:val="p"/>
-            </m:rPr>
-            <m:t>(</m:t>
-          </m:r>
-          <m:r>
-            <m:rPr>
-              <m:sty m:val="p"/>
-            </m:rPr>
-            <m:t>A</m:t>
-          </m:r>
-          <m:sSup>
-            <m:e>
-              <m:r>
-                <m:rPr>
-                  <m:sty m:val="p"/>
-                </m:rPr>
-                <m:t>g</m:t>
-              </m:r>
-            </m:e>
-            <m:sup>
-              <m:r>
-                <m:rPr>
-                  <m:sty m:val="p"/>
-                </m:rPr>
-                <m:t>+</m:t>
-              </m:r>
-            </m:sup>
-          </m:sSup>
-          <m:r>
-            <m:rPr>
-              <m:sty m:val="p"/>
-            </m:rPr>
-            <m:t>)</m:t>
-          </m:r>
-          <m:r>
-            <m:rPr>
-              <m:sty m:val="p"/>
-            </m:rPr>
-            <m:t>=</m:t>
-          </m:r>
-          <m:r>
-            <m:t>1.337</m:t>
-          </m:r>
-          <m:r>
-            <m:rPr>
-              <m:sty m:val="p"/>
-            </m:rPr>
-            <m:t>×</m:t>
-          </m:r>
-          <m:sSup>
-            <m:e>
-              <m:r>
-                <m:t>10</m:t>
-              </m:r>
-            </m:e>
-            <m:sup>
-              <m:r>
-                <m:rPr>
-                  <m:sty m:val="p"/>
-                </m:rPr>
-                <m:t>−</m:t>
-              </m:r>
-              <m:r>
-                <m:t>5</m:t>
-              </m:r>
-            </m:sup>
-          </m:sSup>
-          <m:r>
-            <m:t> </m:t>
-          </m:r>
-          <m:r>
-            <m:rPr>
-              <m:sty m:val="p"/>
-            </m:rPr>
-            <m:t>M</m:t>
-          </m:r>
-        </m:oMath>
-      </m:oMathPara>
-    </w:p>
-    <w:p>
-      <w:pPr>
-        <w:pStyle w:val="FirstParagraph"/>
-      </w:pPr>
       <w:r>
         <w:rPr>
           <w:rFonts w:hint="eastAsia" w:ascii="Times New Roman" w:hAnsi="Times New Roman" w:eastAsia="FangSong" w:cs="Times New Roman"/>
@@ -37587,519 +37195,6 @@
     <w:p>
       <w:pPr>
         <w:pStyle w:val="BodyText"/>
-      </w:pPr>
-      <m:oMathPara>
-        <m:oMathParaPr>
-          <m:jc m:val="center"/>
-          <m:ctrlPr>
-            <w:rPr>
-              <w:sz w:val="28"/>
-              <w:szCs w:val="28"/>
-            </w:rPr>
-          </m:ctrlPr>
-        </m:oMathParaPr>
-        <m:oMath>
-          <m:r>
-            <m:t>E</m:t>
-          </m:r>
-          <m:r>
-            <m:rPr>
-              <m:sty m:val="p"/>
-            </m:rPr>
-            <m:t>(</m:t>
-          </m:r>
-          <m:r>
-            <m:rPr>
-              <m:sty m:val="p"/>
-            </m:rPr>
-            <m:t>A</m:t>
-          </m:r>
-          <m:sSub>
-            <m:e>
-              <m:r>
-                <m:rPr>
-                  <m:sty m:val="p"/>
-                </m:rPr>
-                <m:t>g</m:t>
-              </m:r>
-            </m:e>
-            <m:sub>
-              <m:r>
-                <m:rPr>
-                  <m:sty m:val="p"/>
-                </m:rPr>
-                <m:t>10</m:t>
-              </m:r>
-            </m:sub>
-          </m:sSub>
-          <m:r>
-            <m:rPr>
-              <m:sty m:val="p"/>
-            </m:rPr>
-            <m:t>/</m:t>
-          </m:r>
-          <m:r>
-            <m:rPr>
-              <m:sty m:val="p"/>
-            </m:rPr>
-            <m:t>A</m:t>
-          </m:r>
-          <m:sSup>
-            <m:e>
-              <m:r>
-                <m:rPr>
-                  <m:sty m:val="p"/>
-                </m:rPr>
-                <m:t>g</m:t>
-              </m:r>
-            </m:e>
-            <m:sup>
-              <m:r>
-                <m:rPr>
-                  <m:sty m:val="p"/>
-                </m:rPr>
-                <m:t>+</m:t>
-              </m:r>
-            </m:sup>
-          </m:sSup>
-          <m:r>
-            <m:rPr>
-              <m:sty m:val="p"/>
-            </m:rPr>
-            <m:t>)</m:t>
-          </m:r>
-          <m:r>
-            <m:rPr>
-              <m:sty m:val="p"/>
-            </m:rPr>
-            <m:t>=</m:t>
-          </m:r>
-          <m:r>
-            <m:t>0.512</m:t>
-          </m:r>
-          <m:r>
-            <m:rPr>
-              <m:sty m:val="p"/>
-            </m:rPr>
-            <m:t>−</m:t>
-          </m:r>
-          <m:r>
-            <m:t>0.430</m:t>
-          </m:r>
-          <m:r>
-            <m:rPr>
-              <m:sty m:val="p"/>
-            </m:rPr>
-            <m:t>=</m:t>
-          </m:r>
-          <m:r>
-            <m:t>0.082</m:t>
-          </m:r>
-          <m:r>
-            <m:t> </m:t>
-          </m:r>
-          <m:r>
-            <m:rPr>
-              <m:sty m:val="p"/>
-            </m:rPr>
-            <m:t>V</m:t>
-          </m:r>
-        </m:oMath>
-      </m:oMathPara>
-    </w:p>
-    <w:p>
-      <w:pPr>
-        <w:pStyle w:val="FirstParagraph"/>
-      </w:pPr>
-      <m:oMathPara>
-        <m:oMathParaPr>
-          <m:jc m:val="center"/>
-          <m:ctrlPr>
-            <w:rPr>
-              <w:sz w:val="28"/>
-              <w:szCs w:val="28"/>
-            </w:rPr>
-          </m:ctrlPr>
-        </m:oMathParaPr>
-        <m:oMath>
-          <m:sSup>
-            <m:e>
-              <m:r>
-                <m:t>E</m:t>
-              </m:r>
-            </m:e>
-            <m:sup>
-              <m:r>
-                <m:t>θ</m:t>
-              </m:r>
-            </m:sup>
-          </m:sSup>
-          <m:r>
-            <m:rPr>
-              <m:sty m:val="p"/>
-            </m:rPr>
-            <m:t>(</m:t>
-          </m:r>
-          <m:r>
-            <m:rPr>
-              <m:sty m:val="p"/>
-            </m:rPr>
-            <m:t>A</m:t>
-          </m:r>
-          <m:sSub>
-            <m:e>
-              <m:r>
-                <m:rPr>
-                  <m:sty m:val="p"/>
-                </m:rPr>
-                <m:t>g</m:t>
-              </m:r>
-            </m:e>
-            <m:sub>
-              <m:r>
-                <m:rPr>
-                  <m:sty m:val="p"/>
-                </m:rPr>
-                <m:t>10</m:t>
-              </m:r>
-            </m:sub>
-          </m:sSub>
-          <m:r>
-            <m:rPr>
-              <m:sty m:val="p"/>
-            </m:rPr>
-            <m:t>/</m:t>
-          </m:r>
-          <m:r>
-            <m:rPr>
-              <m:sty m:val="p"/>
-            </m:rPr>
-            <m:t>A</m:t>
-          </m:r>
-          <m:sSup>
-            <m:e>
-              <m:r>
-                <m:rPr>
-                  <m:sty m:val="p"/>
-                </m:rPr>
-                <m:t>g</m:t>
-              </m:r>
-            </m:e>
-            <m:sup>
-              <m:r>
-                <m:rPr>
-                  <m:sty m:val="p"/>
-                </m:rPr>
-                <m:t>+</m:t>
-              </m:r>
-            </m:sup>
-          </m:sSup>
-          <m:r>
-            <m:rPr>
-              <m:sty m:val="p"/>
-            </m:rPr>
-            <m:t>)</m:t>
-          </m:r>
-          <m:r>
-            <m:rPr>
-              <m:sty m:val="p"/>
-            </m:rPr>
-            <m:t>=</m:t>
-          </m:r>
-          <m:r>
-            <m:t>0.082</m:t>
-          </m:r>
-          <m:r>
-            <m:rPr>
-              <m:sty m:val="p"/>
-            </m:rPr>
-            <m:t>−</m:t>
-          </m:r>
-          <m:r>
-            <m:t>0.02569</m:t>
-          </m:r>
-          <m:r>
-            <m:rPr>
-              <m:sty m:val="p"/>
-            </m:rPr>
-            <m:t>ln</m:t>
-          </m:r>
-          <m:r>
-            <m:rPr>
-              <m:sty m:val="p"/>
-            </m:rPr>
-            <m:t>(</m:t>
-          </m:r>
-          <m:r>
-            <m:t>0.01</m:t>
-          </m:r>
-          <m:r>
-            <m:rPr>
-              <m:sty m:val="p"/>
-            </m:rPr>
-            <m:t>)</m:t>
-          </m:r>
-          <m:r>
-            <m:rPr>
-              <m:sty m:val="p"/>
-            </m:rPr>
-            <m:t>=</m:t>
-          </m:r>
-          <m:r>
-            <m:t>0.200</m:t>
-          </m:r>
-          <m:r>
-            <m:t> </m:t>
-          </m:r>
-          <m:r>
-            <m:rPr>
-              <m:sty m:val="p"/>
-            </m:rPr>
-            <m:t>V</m:t>
-          </m:r>
-        </m:oMath>
-      </m:oMathPara>
-    </w:p>
-    <w:p>
-      <w:pPr>
-        <w:pStyle w:val="FirstParagraph"/>
-      </w:pPr>
-      <m:oMathPara>
-        <m:oMathParaPr>
-          <m:jc m:val="center"/>
-          <m:ctrlPr>
-            <w:rPr>
-              <w:sz w:val="28"/>
-              <w:szCs w:val="28"/>
-            </w:rPr>
-          </m:ctrlPr>
-        </m:oMathParaPr>
-        <m:oMath>
-          <m:r>
-            <m:t>E</m:t>
-          </m:r>
-          <m:r>
-            <m:rPr>
-              <m:sty m:val="p"/>
-            </m:rPr>
-            <m:t>(</m:t>
-          </m:r>
-          <m:r>
-            <m:rPr>
-              <m:sty m:val="p"/>
-            </m:rPr>
-            <m:t>A</m:t>
-          </m:r>
-          <m:sSub>
-            <m:e>
-              <m:r>
-                <m:rPr>
-                  <m:sty m:val="p"/>
-                </m:rPr>
-                <m:t>g</m:t>
-              </m:r>
-            </m:e>
-            <m:sub>
-              <m:r>
-                <m:rPr>
-                  <m:sty m:val="p"/>
-                </m:rPr>
-                <m:t>5</m:t>
-              </m:r>
-            </m:sub>
-          </m:sSub>
-          <m:r>
-            <m:rPr>
-              <m:sty m:val="p"/>
-            </m:rPr>
-            <m:t>/</m:t>
-          </m:r>
-          <m:r>
-            <m:rPr>
-              <m:sty m:val="p"/>
-            </m:rPr>
-            <m:t>A</m:t>
-          </m:r>
-          <m:sSup>
-            <m:e>
-              <m:r>
-                <m:rPr>
-                  <m:sty m:val="p"/>
-                </m:rPr>
-                <m:t>g</m:t>
-              </m:r>
-            </m:e>
-            <m:sup>
-              <m:r>
-                <m:rPr>
-                  <m:sty m:val="p"/>
-                </m:rPr>
-                <m:t>+</m:t>
-              </m:r>
-            </m:sup>
-          </m:sSup>
-          <m:r>
-            <m:rPr>
-              <m:sty m:val="p"/>
-            </m:rPr>
-            <m:t>)</m:t>
-          </m:r>
-          <m:r>
-            <m:rPr>
-              <m:sty m:val="p"/>
-            </m:rPr>
-            <m:t>=</m:t>
-          </m:r>
-          <m:r>
-            <m:t>0.512</m:t>
-          </m:r>
-          <m:r>
-            <m:rPr>
-              <m:sty m:val="p"/>
-            </m:rPr>
-            <m:t>−</m:t>
-          </m:r>
-          <m:r>
-            <m:t>1.030</m:t>
-          </m:r>
-          <m:r>
-            <m:rPr>
-              <m:sty m:val="p"/>
-            </m:rPr>
-            <m:t>=</m:t>
-          </m:r>
-          <m:r>
-            <m:rPr>
-              <m:sty m:val="p"/>
-            </m:rPr>
-            <m:t>−</m:t>
-          </m:r>
-          <m:r>
-            <m:t>0.518</m:t>
-          </m:r>
-          <m:r>
-            <m:t> </m:t>
-          </m:r>
-          <m:r>
-            <m:rPr>
-              <m:sty m:val="p"/>
-            </m:rPr>
-            <m:t>V</m:t>
-          </m:r>
-          <m:r>
-            <m:rPr>
-              <m:sty m:val="p"/>
-            </m:rPr>
-            <m:t>⇒</m:t>
-          </m:r>
-          <m:sSup>
-            <m:e>
-              <m:r>
-                <m:t>E</m:t>
-              </m:r>
-            </m:e>
-            <m:sup>
-              <m:r>
-                <m:t>θ</m:t>
-              </m:r>
-            </m:sup>
-          </m:sSup>
-          <m:r>
-            <m:rPr>
-              <m:sty m:val="p"/>
-            </m:rPr>
-            <m:t>(</m:t>
-          </m:r>
-          <m:r>
-            <m:rPr>
-              <m:sty m:val="p"/>
-            </m:rPr>
-            <m:t>A</m:t>
-          </m:r>
-          <m:sSub>
-            <m:e>
-              <m:r>
-                <m:rPr>
-                  <m:sty m:val="p"/>
-                </m:rPr>
-                <m:t>g</m:t>
-              </m:r>
-            </m:e>
-            <m:sub>
-              <m:r>
-                <m:rPr>
-                  <m:sty m:val="p"/>
-                </m:rPr>
-                <m:t>5</m:t>
-              </m:r>
-            </m:sub>
-          </m:sSub>
-          <m:r>
-            <m:rPr>
-              <m:sty m:val="p"/>
-            </m:rPr>
-            <m:t>/</m:t>
-          </m:r>
-          <m:r>
-            <m:rPr>
-              <m:sty m:val="p"/>
-            </m:rPr>
-            <m:t>A</m:t>
-          </m:r>
-          <m:sSup>
-            <m:e>
-              <m:r>
-                <m:rPr>
-                  <m:sty m:val="p"/>
-                </m:rPr>
-                <m:t>g</m:t>
-              </m:r>
-            </m:e>
-            <m:sup>
-              <m:r>
-                <m:rPr>
-                  <m:sty m:val="p"/>
-                </m:rPr>
-                <m:t>+</m:t>
-              </m:r>
-            </m:sup>
-          </m:sSup>
-          <m:r>
-            <m:rPr>
-              <m:sty m:val="p"/>
-            </m:rPr>
-            <m:t>)</m:t>
-          </m:r>
-          <m:r>
-            <m:rPr>
-              <m:sty m:val="p"/>
-            </m:rPr>
-            <m:t>=</m:t>
-          </m:r>
-          <m:r>
-            <m:rPr>
-              <m:sty m:val="p"/>
-            </m:rPr>
-            <m:t>−</m:t>
-          </m:r>
-          <m:r>
-            <m:t>0.400</m:t>
-          </m:r>
-          <m:r>
-            <m:t> </m:t>
-          </m:r>
-          <m:r>
-            <m:rPr>
-              <m:sty m:val="p"/>
-            </m:rPr>
-            <m:t>V</m:t>
-          </m:r>
-        </m:oMath>
-      </m:oMathPara>
-    </w:p>
-    <w:p>
-      <w:pPr>
-        <w:pStyle w:val="FirstParagraph"/>
       </w:pPr>
       <w:r>
         <w:rPr>
